--- a/govdoc-template/rules/02-charter.docx
+++ b/govdoc-template/rules/02-charter.docx
@@ -15,7 +15,7 @@
           <w:sz w:val="36"/>
           <w:szCs w:val="36"/>
         </w:rPr>
-        <w:t xml:space="preserve">{{GOV_DOMAIN}} 会議体規程</w:t>
+        <w:t xml:space="preserve">{{GOV_DOMAIN}} 憲章</w:t>
       </w:r>
     </w:p>
     <w:tbl>
@@ -469,7 +469,7 @@
                 <w:sz w:val="19"/>
                 <w:szCs w:val="19"/>
               </w:rPr>
-              <w:t xml:space="preserve">{{GOV_DOMAIN}} 方針（{{DOC_PREFIX}}-R-01）</w:t>
+              <w:t xml:space="preserve">{{GOV_DOMAIN}} 方針（{{DOC_PREFIX}}-R-01）。作らない場合は{{経営層の決定事項（議事録・通達）}}</w:t>
             </w:r>
           </w:p>
         </w:tc>
@@ -539,6 +539,128 @@
           <w:rFonts w:ascii="Yu Gothic" w:eastAsia="Yu Gothic" w:hAnsi="Yu Gothic"/>
         </w:rPr>
         <w:t xml:space="preserve"/>
+      </w:r>
+    </w:p>
+    <w:p>
+      <w:pPr>
+        <w:pStyle w:val="Heading1"/>
+      </w:pPr>
+      <w:r>
+        <w:rPr>
+          <w:rFonts w:ascii="Yu Gothic" w:eastAsia="Yu Gothic" w:hAnsi="Yu Gothic"/>
+        </w:rPr>
+        <w:t xml:space="preserve">第1章　総則</w:t>
+      </w:r>
+    </w:p>
+    <w:p>
+      <w:pPr>
+        <w:spacing w:after="60" w:before="160"/>
+      </w:pPr>
+      <w:r>
+        <w:rPr>
+          <w:rFonts w:ascii="Yu Gothic" w:eastAsia="Yu Gothic" w:hAnsi="Yu Gothic"/>
+          <w:b/>
+          <w:bCs/>
+        </w:rPr>
+        <w:t xml:space="preserve">第1条（目的）</w:t>
+      </w:r>
+    </w:p>
+    <w:p>
+      <w:pPr>
+        <w:spacing w:after="60" w:line="320"/>
+        <w:ind w:left="240"/>
+      </w:pPr>
+      <w:r>
+        <w:rPr>
+          <w:rFonts w:ascii="Yu Gothic" w:eastAsia="Yu Gothic" w:hAnsi="Yu Gothic"/>
+        </w:rPr>
+        <w:t xml:space="preserve">本憲章は、{{GOV_DOMAIN}} 方針（方針を作らない場合は{{経営層の決定事項（議事録・通達）}}）に基づき、{{GOV_DOMAIN}}の目的と範囲、役割と責任、および運営について定める。</w:t>
+      </w:r>
+    </w:p>
+    <w:p>
+      <w:pPr>
+        <w:spacing w:after="60" w:before="160"/>
+      </w:pPr>
+      <w:r>
+        <w:rPr>
+          <w:rFonts w:ascii="Yu Gothic" w:eastAsia="Yu Gothic" w:hAnsi="Yu Gothic"/>
+          <w:b/>
+          <w:bCs/>
+        </w:rPr>
+        <w:t xml:space="preserve">第2条（定義）</w:t>
+      </w:r>
+    </w:p>
+    <w:p>
+      <w:pPr>
+        <w:spacing w:after="60" w:line="320"/>
+        <w:ind w:left="240"/>
+      </w:pPr>
+      <w:r>
+        <w:rPr>
+          <w:rFonts w:ascii="Yu Gothic" w:eastAsia="Yu Gothic" w:hAnsi="Yu Gothic"/>
+        </w:rPr>
+        <w:t xml:space="preserve">本憲章で使う用語の定義は、用語集（{{DOC_PREFIX}}-F-14）による。</w:t>
+      </w:r>
+    </w:p>
+    <w:p>
+      <w:pPr>
+        <w:pStyle w:val="Heading1"/>
+      </w:pPr>
+      <w:r>
+        <w:rPr>
+          <w:rFonts w:ascii="Yu Gothic" w:eastAsia="Yu Gothic" w:hAnsi="Yu Gothic"/>
+        </w:rPr>
+        <w:t xml:space="preserve">第2章　機能の目的と範囲</w:t>
+      </w:r>
+    </w:p>
+    <w:p>
+      <w:pPr>
+        <w:spacing w:after="60" w:before="160"/>
+      </w:pPr>
+      <w:r>
+        <w:rPr>
+          <w:rFonts w:ascii="Yu Gothic" w:eastAsia="Yu Gothic" w:hAnsi="Yu Gothic"/>
+          <w:b/>
+          <w:bCs/>
+        </w:rPr>
+        <w:t xml:space="preserve">第3条（目的）</w:t>
+      </w:r>
+    </w:p>
+    <w:p>
+      <w:pPr>
+        <w:spacing w:after="60" w:line="320"/>
+        <w:ind w:left="240"/>
+      </w:pPr>
+      <w:r>
+        <w:rPr>
+          <w:rFonts w:ascii="Yu Gothic" w:eastAsia="Yu Gothic" w:hAnsi="Yu Gothic"/>
+        </w:rPr>
+        <w:t xml:space="preserve">{{GOV_DOMAIN}}は、{{この機能によって、誰が何をできるようになるか}}ことを目的とする。</w:t>
+      </w:r>
+    </w:p>
+    <w:p>
+      <w:pPr>
+        <w:spacing w:after="60" w:before="160"/>
+      </w:pPr>
+      <w:r>
+        <w:rPr>
+          <w:rFonts w:ascii="Yu Gothic" w:eastAsia="Yu Gothic" w:hAnsi="Yu Gothic"/>
+          <w:b/>
+          <w:bCs/>
+        </w:rPr>
+        <w:t xml:space="preserve">第4条（範囲）</w:t>
+      </w:r>
+    </w:p>
+    <w:p>
+      <w:pPr>
+        <w:spacing w:after="60" w:line="320"/>
+        <w:ind w:left="240"/>
+      </w:pPr>
+      <w:r>
+        <w:rPr>
+          <w:rFonts w:ascii="Yu Gothic" w:eastAsia="Yu Gothic" w:hAnsi="Yu Gothic"/>
+        </w:rPr>
+        <w:t xml:space="preserve">1　{{GOV_DOMAIN}}の範囲は、次のとおりとする。</w:t>
       </w:r>
     </w:p>
     <w:tbl>
@@ -554,77 +676,335 @@
         </w:tblBorders>
       </w:tblPr>
       <w:tblGrid>
-        <w:gridCol w:w="9638"/>
+        <w:gridCol w:w="2400"/>
+        <w:gridCol w:w="7238"/>
       </w:tblGrid>
       <w:tr>
         <w:tc>
           <w:tcPr>
-            <w:tcW w:type="dxa" w:w="9638"/>
-            <w:tcBorders>
-              <w:top w:val="single" w:color="5E7391" w:sz="6"/>
-              <w:left w:val="single" w:color="5E7391" w:sz="6"/>
-              <w:bottom w:val="single" w:color="5E7391" w:sz="6"/>
-              <w:right w:val="single" w:color="5E7391" w:sz="6"/>
-            </w:tcBorders>
-            <w:shd w:fill="EAF1F8" w:color="auto" w:val="clear"/>
-            <w:tcMar>
-              <w:top w:type="dxa" w:w="100"/>
-              <w:left w:type="dxa" w:w="140"/>
-              <w:bottom w:type="dxa" w:w="100"/>
-              <w:right w:type="dxa" w:w="140"/>
-            </w:tcMar>
-          </w:tcPr>
-          <w:p>
-            <w:pPr>
-              <w:spacing w:after="60" w:line="300"/>
-            </w:pPr>
-            <w:r>
-              <w:rPr>
-                <w:rFonts w:ascii="Yu Gothic" w:eastAsia="Yu Gothic" w:hAnsi="Yu Gothic"/>
-                <w:b/>
-                <w:bCs/>
-                <w:color w:val="5E7391"/>
-                <w:sz w:val="19"/>
-                <w:szCs w:val="19"/>
-              </w:rPr>
-              <w:t xml:space="preserve">📝 記入ガイド: </w:t>
-            </w:r>
-            <w:r>
-              <w:rPr>
-                <w:rFonts w:ascii="Yu Gothic" w:eastAsia="Yu Gothic" w:hAnsi="Yu Gothic"/>
-                <w:color w:val="333F50"/>
-                <w:sz w:val="19"/>
-                <w:szCs w:val="19"/>
-              </w:rPr>
-              <w:t xml:space="preserve">会議体規程は、会議体ごとの「目的・構成員・権限・付議基準・運営方法」を定める文書（Terms of Reference）。</w:t>
-            </w:r>
-          </w:p>
-          <w:p>
-            <w:pPr>
-              <w:spacing w:after="60" w:line="300"/>
-            </w:pPr>
-            <w:r>
-              <w:rPr>
-                <w:rFonts w:ascii="Yu Gothic" w:eastAsia="Yu Gothic" w:hAnsi="Yu Gothic"/>
-                <w:color w:val="333F50"/>
-                <w:sz w:val="19"/>
-                <w:szCs w:val="19"/>
-              </w:rPr>
-              <w:t xml:space="preserve">会議体ごとに同じ項目で書く（第2章の表を会議体の数だけ複製する）。項目をそろえると、会議体の間の権限の重なりや抜けが見える。</w:t>
-            </w:r>
-          </w:p>
-          <w:p>
-            <w:pPr>
-              <w:spacing w:after="0" w:line="300"/>
-            </w:pPr>
-            <w:r>
-              <w:rPr>
-                <w:rFonts w:ascii="Yu Gothic" w:eastAsia="Yu Gothic" w:hAnsi="Yu Gothic"/>
-                <w:color w:val="333F50"/>
-                <w:sz w:val="19"/>
-                <w:szCs w:val="19"/>
-              </w:rPr>
-              <w:t xml:space="preserve">付議基準の具体的な閾値は運用基準に書き、ここでは「運用基準 第○条に定める案件」と参照する。</w:t>
+            <w:tcW w:type="dxa" w:w="2400"/>
+            <w:shd w:fill="F4F6F9" w:color="auto" w:val="clear"/>
+            <w:tcMar>
+              <w:top w:type="dxa" w:w="60"/>
+              <w:left w:type="dxa" w:w="100"/>
+              <w:bottom w:type="dxa" w:w="60"/>
+              <w:right w:type="dxa" w:w="100"/>
+            </w:tcMar>
+          </w:tcPr>
+          <w:p>
+            <w:pPr>
+              <w:spacing w:after="0" w:line="280"/>
+            </w:pPr>
+            <w:r>
+              <w:rPr>
+                <w:rFonts w:ascii="Yu Gothic" w:eastAsia="Yu Gothic" w:hAnsi="Yu Gothic"/>
+                <w:b/>
+                <w:bCs/>
+                <w:sz w:val="19"/>
+                <w:szCs w:val="19"/>
+              </w:rPr>
+              <w:t xml:space="preserve">機能の型</w:t>
+            </w:r>
+          </w:p>
+        </w:tc>
+        <w:tc>
+          <w:tcPr>
+            <w:tcW w:type="dxa" w:w="7238"/>
+            <w:tcMar>
+              <w:top w:type="dxa" w:w="60"/>
+              <w:left w:type="dxa" w:w="100"/>
+              <w:bottom w:type="dxa" w:w="60"/>
+              <w:right w:type="dxa" w:w="100"/>
+            </w:tcMar>
+          </w:tcPr>
+          <w:p>
+            <w:pPr>
+              <w:spacing w:after="0" w:line="280"/>
+            </w:pPr>
+            <w:r>
+              <w:rPr>
+                <w:rFonts w:ascii="Yu Gothic" w:eastAsia="Yu Gothic" w:hAnsi="Yu Gothic"/>
+                <w:b w:val="false"/>
+                <w:bCs w:val="false"/>
+                <w:sz w:val="19"/>
+                <w:szCs w:val="19"/>
+              </w:rPr>
+              <w:t xml:space="preserve">{{README §2-2 の型。例: B 依頼・提供型（台帳・更新カレンダーの維持は C 定常運用型）}}</w:t>
+            </w:r>
+          </w:p>
+        </w:tc>
+      </w:tr>
+      <w:tr>
+        <w:tc>
+          <w:tcPr>
+            <w:tcW w:type="dxa" w:w="2400"/>
+            <w:shd w:fill="F4F6F9" w:color="auto" w:val="clear"/>
+            <w:tcMar>
+              <w:top w:type="dxa" w:w="60"/>
+              <w:left w:type="dxa" w:w="100"/>
+              <w:bottom w:type="dxa" w:w="60"/>
+              <w:right w:type="dxa" w:w="100"/>
+            </w:tcMar>
+          </w:tcPr>
+          <w:p>
+            <w:pPr>
+              <w:spacing w:after="0" w:line="280"/>
+            </w:pPr>
+            <w:r>
+              <w:rPr>
+                <w:rFonts w:ascii="Yu Gothic" w:eastAsia="Yu Gothic" w:hAnsi="Yu Gothic"/>
+                <w:b/>
+                <w:bCs/>
+                <w:sz w:val="19"/>
+                <w:szCs w:val="19"/>
+              </w:rPr>
+              <w:t xml:space="preserve">提供するもの</w:t>
+            </w:r>
+          </w:p>
+        </w:tc>
+        <w:tc>
+          <w:tcPr>
+            <w:tcW w:type="dxa" w:w="7238"/>
+            <w:tcMar>
+              <w:top w:type="dxa" w:w="60"/>
+              <w:left w:type="dxa" w:w="100"/>
+              <w:bottom w:type="dxa" w:w="60"/>
+              <w:right w:type="dxa" w:w="100"/>
+            </w:tcMar>
+          </w:tcPr>
+          <w:p>
+            <w:pPr>
+              <w:spacing w:after="0" w:line="280"/>
+            </w:pPr>
+            <w:r>
+              <w:rPr>
+                <w:rFonts w:ascii="Yu Gothic" w:eastAsia="Yu Gothic" w:hAnsi="Yu Gothic"/>
+                <w:b w:val="false"/>
+                <w:bCs w:val="false"/>
+                <w:sz w:val="19"/>
+                <w:szCs w:val="19"/>
+              </w:rPr>
+              <w:t xml:space="preserve">{{例: 契約交渉の支援、相場情報の提供、契約更新の事前の声がけ}}</w:t>
+            </w:r>
+          </w:p>
+        </w:tc>
+      </w:tr>
+      <w:tr>
+        <w:tc>
+          <w:tcPr>
+            <w:tcW w:type="dxa" w:w="2400"/>
+            <w:shd w:fill="F4F6F9" w:color="auto" w:val="clear"/>
+            <w:tcMar>
+              <w:top w:type="dxa" w:w="60"/>
+              <w:left w:type="dxa" w:w="100"/>
+              <w:bottom w:type="dxa" w:w="60"/>
+              <w:right w:type="dxa" w:w="100"/>
+            </w:tcMar>
+          </w:tcPr>
+          <w:p>
+            <w:pPr>
+              <w:spacing w:after="0" w:line="280"/>
+            </w:pPr>
+            <w:r>
+              <w:rPr>
+                <w:rFonts w:ascii="Yu Gothic" w:eastAsia="Yu Gothic" w:hAnsi="Yu Gothic"/>
+                <w:b/>
+                <w:bCs/>
+                <w:sz w:val="19"/>
+                <w:szCs w:val="19"/>
+              </w:rPr>
+              <w:t xml:space="preserve">利用者</w:t>
+            </w:r>
+          </w:p>
+        </w:tc>
+        <w:tc>
+          <w:tcPr>
+            <w:tcW w:type="dxa" w:w="7238"/>
+            <w:tcMar>
+              <w:top w:type="dxa" w:w="60"/>
+              <w:left w:type="dxa" w:w="100"/>
+              <w:bottom w:type="dxa" w:w="60"/>
+              <w:right w:type="dxa" w:w="100"/>
+            </w:tcMar>
+          </w:tcPr>
+          <w:p>
+            <w:pPr>
+              <w:spacing w:after="0" w:line="280"/>
+            </w:pPr>
+            <w:r>
+              <w:rPr>
+                <w:rFonts w:ascii="Yu Gothic" w:eastAsia="Yu Gothic" w:hAnsi="Yu Gothic"/>
+                <w:b w:val="false"/>
+                <w:bCs w:val="false"/>
+                <w:sz w:val="19"/>
+                <w:szCs w:val="19"/>
+              </w:rPr>
+              <w:t xml:space="preserve">{{APPLICANT}}（{{例: IT部門の各チーム、事業部門のシステムオーナー}}）</w:t>
+            </w:r>
+          </w:p>
+        </w:tc>
+      </w:tr>
+      <w:tr>
+        <w:tc>
+          <w:tcPr>
+            <w:tcW w:type="dxa" w:w="2400"/>
+            <w:shd w:fill="F4F6F9" w:color="auto" w:val="clear"/>
+            <w:tcMar>
+              <w:top w:type="dxa" w:w="60"/>
+              <w:left w:type="dxa" w:w="100"/>
+              <w:bottom w:type="dxa" w:w="60"/>
+              <w:right w:type="dxa" w:w="100"/>
+            </w:tcMar>
+          </w:tcPr>
+          <w:p>
+            <w:pPr>
+              <w:spacing w:after="0" w:line="280"/>
+            </w:pPr>
+            <w:r>
+              <w:rPr>
+                <w:rFonts w:ascii="Yu Gothic" w:eastAsia="Yu Gothic" w:hAnsi="Yu Gothic"/>
+                <w:b/>
+                <w:bCs/>
+                <w:sz w:val="19"/>
+                <w:szCs w:val="19"/>
+              </w:rPr>
+              <w:t xml:space="preserve">対象</w:t>
+            </w:r>
+          </w:p>
+        </w:tc>
+        <w:tc>
+          <w:tcPr>
+            <w:tcW w:type="dxa" w:w="7238"/>
+            <w:tcMar>
+              <w:top w:type="dxa" w:w="60"/>
+              <w:left w:type="dxa" w:w="100"/>
+              <w:bottom w:type="dxa" w:w="60"/>
+              <w:right w:type="dxa" w:w="100"/>
+            </w:tcMar>
+          </w:tcPr>
+          <w:p>
+            <w:pPr>
+              <w:spacing w:after="0" w:line="280"/>
+            </w:pPr>
+            <w:r>
+              <w:rPr>
+                <w:rFonts w:ascii="Yu Gothic" w:eastAsia="Yu Gothic" w:hAnsi="Yu Gothic"/>
+                <w:b w:val="false"/>
+                <w:bCs w:val="false"/>
+                <w:sz w:val="19"/>
+                <w:szCs w:val="19"/>
+              </w:rPr>
+              <w:t xml:space="preserve">{{例: IT関連の外部委託・ライセンス・SaaSの契約}}</w:t>
+            </w:r>
+          </w:p>
+        </w:tc>
+      </w:tr>
+      <w:tr>
+        <w:tc>
+          <w:tcPr>
+            <w:tcW w:type="dxa" w:w="2400"/>
+            <w:shd w:fill="F4F6F9" w:color="auto" w:val="clear"/>
+            <w:tcMar>
+              <w:top w:type="dxa" w:w="60"/>
+              <w:left w:type="dxa" w:w="100"/>
+              <w:bottom w:type="dxa" w:w="60"/>
+              <w:right w:type="dxa" w:w="100"/>
+            </w:tcMar>
+          </w:tcPr>
+          <w:p>
+            <w:pPr>
+              <w:spacing w:after="0" w:line="280"/>
+            </w:pPr>
+            <w:r>
+              <w:rPr>
+                <w:rFonts w:ascii="Yu Gothic" w:eastAsia="Yu Gothic" w:hAnsi="Yu Gothic"/>
+                <w:b/>
+                <w:bCs/>
+                <w:sz w:val="19"/>
+                <w:szCs w:val="19"/>
+              </w:rPr>
+              <w:t xml:space="preserve">対象外</w:t>
+            </w:r>
+          </w:p>
+        </w:tc>
+        <w:tc>
+          <w:tcPr>
+            <w:tcW w:type="dxa" w:w="7238"/>
+            <w:tcMar>
+              <w:top w:type="dxa" w:w="60"/>
+              <w:left w:type="dxa" w:w="100"/>
+              <w:bottom w:type="dxa" w:w="60"/>
+              <w:right w:type="dxa" w:w="100"/>
+            </w:tcMar>
+          </w:tcPr>
+          <w:p>
+            <w:pPr>
+              <w:spacing w:after="0" w:line="280"/>
+            </w:pPr>
+            <w:r>
+              <w:rPr>
+                <w:rFonts w:ascii="Yu Gothic" w:eastAsia="Yu Gothic" w:hAnsi="Yu Gothic"/>
+                <w:b w:val="false"/>
+                <w:bCs w:val="false"/>
+                <w:sz w:val="19"/>
+                <w:szCs w:val="19"/>
+              </w:rPr>
+              <w:t xml:space="preserve">{{例: IT以外の購買}}</w:t>
+            </w:r>
+          </w:p>
+        </w:tc>
+      </w:tr>
+      <w:tr>
+        <w:tc>
+          <w:tcPr>
+            <w:tcW w:type="dxa" w:w="2400"/>
+            <w:shd w:fill="F4F6F9" w:color="auto" w:val="clear"/>
+            <w:tcMar>
+              <w:top w:type="dxa" w:w="60"/>
+              <w:left w:type="dxa" w:w="100"/>
+              <w:bottom w:type="dxa" w:w="60"/>
+              <w:right w:type="dxa" w:w="100"/>
+            </w:tcMar>
+          </w:tcPr>
+          <w:p>
+            <w:pPr>
+              <w:spacing w:after="0" w:line="280"/>
+            </w:pPr>
+            <w:r>
+              <w:rPr>
+                <w:rFonts w:ascii="Yu Gothic" w:eastAsia="Yu Gothic" w:hAnsi="Yu Gothic"/>
+                <w:b/>
+                <w:bCs/>
+                <w:sz w:val="19"/>
+                <w:szCs w:val="19"/>
+              </w:rPr>
+              <w:t xml:space="preserve">前後の機能</w:t>
+            </w:r>
+          </w:p>
+        </w:tc>
+        <w:tc>
+          <w:tcPr>
+            <w:tcW w:type="dxa" w:w="7238"/>
+            <w:tcMar>
+              <w:top w:type="dxa" w:w="60"/>
+              <w:left w:type="dxa" w:w="100"/>
+              <w:bottom w:type="dxa" w:w="60"/>
+              <w:right w:type="dxa" w:w="100"/>
+            </w:tcMar>
+          </w:tcPr>
+          <w:p>
+            <w:pPr>
+              <w:spacing w:after="0" w:line="280"/>
+            </w:pPr>
+            <w:r>
+              <w:rPr>
+                <w:rFonts w:ascii="Yu Gothic" w:eastAsia="Yu Gothic" w:hAnsi="Yu Gothic"/>
+                <w:b w:val="false"/>
+                <w:bCs w:val="false"/>
+                <w:sz w:val="19"/>
+                <w:szCs w:val="19"/>
+              </w:rPr>
+              <w:t xml:space="preserve">{{この機能に入力を渡す機能と、出力を受け取る機能。例: 需要管理、プロジェクト管理}}</w:t>
             </w:r>
           </w:p>
         </w:tc>
@@ -643,13 +1023,25 @@
     </w:p>
     <w:p>
       <w:pPr>
+        <w:spacing w:after="60" w:line="320"/>
+        <w:ind w:left="240"/>
+      </w:pPr>
+      <w:r>
+        <w:rPr>
+          <w:rFonts w:ascii="Yu Gothic" w:eastAsia="Yu Gothic" w:hAnsi="Yu Gothic"/>
+        </w:rPr>
+        <w:t xml:space="preserve">2　対象と対象外の境目の判定基準は、運用基準（{{DOC_PREFIX}}-R-03）第○条に定める。</w:t>
+      </w:r>
+    </w:p>
+    <w:p>
+      <w:pPr>
         <w:pStyle w:val="Heading1"/>
       </w:pPr>
       <w:r>
         <w:rPr>
           <w:rFonts w:ascii="Yu Gothic" w:eastAsia="Yu Gothic" w:hAnsi="Yu Gothic"/>
         </w:rPr>
-        <w:t xml:space="preserve">第1章　総則</w:t>
+        <w:t xml:space="preserve">第3章　役割と責任</w:t>
       </w:r>
     </w:p>
     <w:p>
@@ -662,7 +1054,7 @@
           <w:b/>
           <w:bCs/>
         </w:rPr>
-        <w:t xml:space="preserve">第1条（目的）</w:t>
+        <w:t xml:space="preserve">第5条（役割）</w:t>
       </w:r>
     </w:p>
     <w:p>
@@ -674,7 +1066,838 @@
         <w:rPr>
           <w:rFonts w:ascii="Yu Gothic" w:eastAsia="Yu Gothic" w:hAnsi="Yu Gothic"/>
         </w:rPr>
-        <w:t xml:space="preserve">本規程は、{{GOV_DOMAIN}} 方針に基づき、{{GOV_DOMAIN}}の会議体の構成、権限および運営について定める。</w:t>
+        <w:t xml:space="preserve">{{GOV_DOMAIN}}の役割は、次のとおりとする。</w:t>
+      </w:r>
+    </w:p>
+    <w:tbl>
+      <w:tblPr>
+        <w:tblW w:type="dxa" w:w="9638"/>
+        <w:tblBorders>
+          <w:top w:val="single" w:color="auto" w:sz="4"/>
+          <w:left w:val="single" w:color="auto" w:sz="4"/>
+          <w:bottom w:val="single" w:color="auto" w:sz="4"/>
+          <w:right w:val="single" w:color="auto" w:sz="4"/>
+          <w:insideH w:val="single" w:color="auto" w:sz="4"/>
+          <w:insideV w:val="single" w:color="auto" w:sz="4"/>
+        </w:tblBorders>
+      </w:tblPr>
+      <w:tblGrid>
+        <w:gridCol w:w="1700"/>
+        <w:gridCol w:w="1900"/>
+        <w:gridCol w:w="2238"/>
+        <w:gridCol w:w="1900"/>
+        <w:gridCol w:w="1900"/>
+      </w:tblGrid>
+      <w:tr>
+        <w:trPr>
+          <w:tblHeader/>
+        </w:trPr>
+        <w:tc>
+          <w:tcPr>
+            <w:tcW w:type="dxa" w:w="1700"/>
+            <w:shd w:fill="DCE3EC" w:color="auto" w:val="clear"/>
+            <w:tcMar>
+              <w:top w:type="dxa" w:w="60"/>
+              <w:left w:type="dxa" w:w="100"/>
+              <w:bottom w:type="dxa" w:w="60"/>
+              <w:right w:type="dxa" w:w="100"/>
+            </w:tcMar>
+          </w:tcPr>
+          <w:p>
+            <w:pPr>
+              <w:spacing w:after="0" w:line="280"/>
+            </w:pPr>
+            <w:r>
+              <w:rPr>
+                <w:rFonts w:ascii="Yu Gothic" w:eastAsia="Yu Gothic" w:hAnsi="Yu Gothic"/>
+                <w:b/>
+                <w:bCs/>
+                <w:sz w:val="19"/>
+                <w:szCs w:val="19"/>
+              </w:rPr>
+              <w:t xml:space="preserve">役割</w:t>
+            </w:r>
+          </w:p>
+        </w:tc>
+        <w:tc>
+          <w:tcPr>
+            <w:tcW w:type="dxa" w:w="1900"/>
+            <w:shd w:fill="DCE3EC" w:color="auto" w:val="clear"/>
+            <w:tcMar>
+              <w:top w:type="dxa" w:w="60"/>
+              <w:left w:type="dxa" w:w="100"/>
+              <w:bottom w:type="dxa" w:w="60"/>
+              <w:right w:type="dxa" w:w="100"/>
+            </w:tcMar>
+          </w:tcPr>
+          <w:p>
+            <w:pPr>
+              <w:spacing w:after="0" w:line="280"/>
+            </w:pPr>
+            <w:r>
+              <w:rPr>
+                <w:rFonts w:ascii="Yu Gothic" w:eastAsia="Yu Gothic" w:hAnsi="Yu Gothic"/>
+                <w:b/>
+                <w:bCs/>
+                <w:sz w:val="19"/>
+                <w:szCs w:val="19"/>
+              </w:rPr>
+              <w:t xml:space="preserve">担う者</w:t>
+            </w:r>
+          </w:p>
+        </w:tc>
+        <w:tc>
+          <w:tcPr>
+            <w:tcW w:type="dxa" w:w="2238"/>
+            <w:shd w:fill="DCE3EC" w:color="auto" w:val="clear"/>
+            <w:tcMar>
+              <w:top w:type="dxa" w:w="60"/>
+              <w:left w:type="dxa" w:w="100"/>
+              <w:bottom w:type="dxa" w:w="60"/>
+              <w:right w:type="dxa" w:w="100"/>
+            </w:tcMar>
+          </w:tcPr>
+          <w:p>
+            <w:pPr>
+              <w:spacing w:after="0" w:line="280"/>
+            </w:pPr>
+            <w:r>
+              <w:rPr>
+                <w:rFonts w:ascii="Yu Gothic" w:eastAsia="Yu Gothic" w:hAnsi="Yu Gothic"/>
+                <w:b/>
+                <w:bCs/>
+                <w:sz w:val="19"/>
+                <w:szCs w:val="19"/>
+              </w:rPr>
+              <w:t xml:space="preserve">責任</w:t>
+            </w:r>
+          </w:p>
+        </w:tc>
+        <w:tc>
+          <w:tcPr>
+            <w:tcW w:type="dxa" w:w="1900"/>
+            <w:shd w:fill="DCE3EC" w:color="auto" w:val="clear"/>
+            <w:tcMar>
+              <w:top w:type="dxa" w:w="60"/>
+              <w:left w:type="dxa" w:w="100"/>
+              <w:bottom w:type="dxa" w:w="60"/>
+              <w:right w:type="dxa" w:w="100"/>
+            </w:tcMar>
+          </w:tcPr>
+          <w:p>
+            <w:pPr>
+              <w:spacing w:after="0" w:line="280"/>
+            </w:pPr>
+            <w:r>
+              <w:rPr>
+                <w:rFonts w:ascii="Yu Gothic" w:eastAsia="Yu Gothic" w:hAnsi="Yu Gothic"/>
+                <w:b/>
+                <w:bCs/>
+                <w:sz w:val="19"/>
+                <w:szCs w:val="19"/>
+              </w:rPr>
+              <w:t xml:space="preserve">持つ権限</w:t>
+            </w:r>
+          </w:p>
+        </w:tc>
+        <w:tc>
+          <w:tcPr>
+            <w:tcW w:type="dxa" w:w="1900"/>
+            <w:shd w:fill="DCE3EC" w:color="auto" w:val="clear"/>
+            <w:tcMar>
+              <w:top w:type="dxa" w:w="60"/>
+              <w:left w:type="dxa" w:w="100"/>
+              <w:bottom w:type="dxa" w:w="60"/>
+              <w:right w:type="dxa" w:w="100"/>
+            </w:tcMar>
+          </w:tcPr>
+          <w:p>
+            <w:pPr>
+              <w:spacing w:after="0" w:line="280"/>
+            </w:pPr>
+            <w:r>
+              <w:rPr>
+                <w:rFonts w:ascii="Yu Gothic" w:eastAsia="Yu Gothic" w:hAnsi="Yu Gothic"/>
+                <w:b/>
+                <w:bCs/>
+                <w:sz w:val="19"/>
+                <w:szCs w:val="19"/>
+              </w:rPr>
+              <w:t xml:space="preserve">持たない権限</w:t>
+            </w:r>
+          </w:p>
+        </w:tc>
+      </w:tr>
+      <w:tr>
+        <w:tc>
+          <w:tcPr>
+            <w:tcW w:type="dxa" w:w="1700"/>
+            <w:tcMar>
+              <w:top w:type="dxa" w:w="60"/>
+              <w:left w:type="dxa" w:w="100"/>
+              <w:bottom w:type="dxa" w:w="60"/>
+              <w:right w:type="dxa" w:w="100"/>
+            </w:tcMar>
+          </w:tcPr>
+          <w:p>
+            <w:pPr>
+              <w:spacing w:after="0" w:line="280"/>
+            </w:pPr>
+            <w:r>
+              <w:rPr>
+                <w:rFonts w:ascii="Yu Gothic" w:eastAsia="Yu Gothic" w:hAnsi="Yu Gothic"/>
+                <w:b w:val="false"/>
+                <w:bCs w:val="false"/>
+                <w:sz w:val="19"/>
+                <w:szCs w:val="19"/>
+              </w:rPr>
+              <w:t xml:space="preserve">機能の責任者</w:t>
+            </w:r>
+          </w:p>
+        </w:tc>
+        <w:tc>
+          <w:tcPr>
+            <w:tcW w:type="dxa" w:w="1900"/>
+            <w:tcMar>
+              <w:top w:type="dxa" w:w="60"/>
+              <w:left w:type="dxa" w:w="100"/>
+              <w:bottom w:type="dxa" w:w="60"/>
+              <w:right w:type="dxa" w:w="100"/>
+            </w:tcMar>
+          </w:tcPr>
+          <w:p>
+            <w:pPr>
+              <w:spacing w:after="0" w:line="280"/>
+            </w:pPr>
+            <w:r>
+              <w:rPr>
+                <w:rFonts w:ascii="Yu Gothic" w:eastAsia="Yu Gothic" w:hAnsi="Yu Gothic"/>
+                <w:b w:val="false"/>
+                <w:bCs w:val="false"/>
+                <w:sz w:val="19"/>
+                <w:szCs w:val="19"/>
+              </w:rPr>
+              <w:t xml:space="preserve">{{役職}}</w:t>
+            </w:r>
+          </w:p>
+        </w:tc>
+        <w:tc>
+          <w:tcPr>
+            <w:tcW w:type="dxa" w:w="2238"/>
+            <w:tcMar>
+              <w:top w:type="dxa" w:w="60"/>
+              <w:left w:type="dxa" w:w="100"/>
+              <w:bottom w:type="dxa" w:w="60"/>
+              <w:right w:type="dxa" w:w="100"/>
+            </w:tcMar>
+          </w:tcPr>
+          <w:p>
+            <w:pPr>
+              <w:spacing w:after="0" w:line="280"/>
+            </w:pPr>
+            <w:r>
+              <w:rPr>
+                <w:rFonts w:ascii="Yu Gothic" w:eastAsia="Yu Gothic" w:hAnsi="Yu Gothic"/>
+                <w:b w:val="false"/>
+                <w:bCs w:val="false"/>
+                <w:sz w:val="19"/>
+                <w:szCs w:val="19"/>
+              </w:rPr>
+              <w:t xml:space="preserve">{{例: 機能の成果に責任を負い、運営の方針を決める}}</w:t>
+            </w:r>
+          </w:p>
+        </w:tc>
+        <w:tc>
+          <w:tcPr>
+            <w:tcW w:type="dxa" w:w="1900"/>
+            <w:tcMar>
+              <w:top w:type="dxa" w:w="60"/>
+              <w:left w:type="dxa" w:w="100"/>
+              <w:bottom w:type="dxa" w:w="60"/>
+              <w:right w:type="dxa" w:w="100"/>
+            </w:tcMar>
+          </w:tcPr>
+          <w:p>
+            <w:pPr>
+              <w:spacing w:after="0" w:line="280"/>
+            </w:pPr>
+            <w:r>
+              <w:rPr>
+                <w:rFonts w:ascii="Yu Gothic" w:eastAsia="Yu Gothic" w:hAnsi="Yu Gothic"/>
+                <w:b w:val="false"/>
+                <w:bCs w:val="false"/>
+                <w:sz w:val="19"/>
+                <w:szCs w:val="19"/>
+              </w:rPr>
+              <w:t xml:space="preserve">{{例: 運用基準の改訂の起案}}</w:t>
+            </w:r>
+          </w:p>
+        </w:tc>
+        <w:tc>
+          <w:tcPr>
+            <w:tcW w:type="dxa" w:w="1900"/>
+            <w:tcMar>
+              <w:top w:type="dxa" w:w="60"/>
+              <w:left w:type="dxa" w:w="100"/>
+              <w:bottom w:type="dxa" w:w="60"/>
+              <w:right w:type="dxa" w:w="100"/>
+            </w:tcMar>
+          </w:tcPr>
+          <w:p>
+            <w:pPr>
+              <w:spacing w:after="0" w:line="280"/>
+            </w:pPr>
+            <w:r>
+              <w:rPr>
+                <w:rFonts w:ascii="Yu Gothic" w:eastAsia="Yu Gothic" w:hAnsi="Yu Gothic"/>
+                <w:b w:val="false"/>
+                <w:bCs w:val="false"/>
+                <w:sz w:val="19"/>
+                <w:szCs w:val="19"/>
+              </w:rPr>
+              <w:t xml:space="preserve">{{ }}</w:t>
+            </w:r>
+          </w:p>
+        </w:tc>
+      </w:tr>
+      <w:tr>
+        <w:tc>
+          <w:tcPr>
+            <w:tcW w:type="dxa" w:w="1700"/>
+            <w:tcMar>
+              <w:top w:type="dxa" w:w="60"/>
+              <w:left w:type="dxa" w:w="100"/>
+              <w:bottom w:type="dxa" w:w="60"/>
+              <w:right w:type="dxa" w:w="100"/>
+            </w:tcMar>
+          </w:tcPr>
+          <w:p>
+            <w:pPr>
+              <w:spacing w:after="0" w:line="280"/>
+            </w:pPr>
+            <w:r>
+              <w:rPr>
+                <w:rFonts w:ascii="Yu Gothic" w:eastAsia="Yu Gothic" w:hAnsi="Yu Gothic"/>
+                <w:b w:val="false"/>
+                <w:bCs w:val="false"/>
+                <w:sz w:val="19"/>
+                <w:szCs w:val="19"/>
+              </w:rPr>
+              <w:t xml:space="preserve">運営主体</w:t>
+            </w:r>
+          </w:p>
+        </w:tc>
+        <w:tc>
+          <w:tcPr>
+            <w:tcW w:type="dxa" w:w="1900"/>
+            <w:tcMar>
+              <w:top w:type="dxa" w:w="60"/>
+              <w:left w:type="dxa" w:w="100"/>
+              <w:bottom w:type="dxa" w:w="60"/>
+              <w:right w:type="dxa" w:w="100"/>
+            </w:tcMar>
+          </w:tcPr>
+          <w:p>
+            <w:pPr>
+              <w:spacing w:after="0" w:line="280"/>
+            </w:pPr>
+            <w:r>
+              <w:rPr>
+                <w:rFonts w:ascii="Yu Gothic" w:eastAsia="Yu Gothic" w:hAnsi="Yu Gothic"/>
+                <w:b w:val="false"/>
+                <w:bCs w:val="false"/>
+                <w:sz w:val="19"/>
+                <w:szCs w:val="19"/>
+              </w:rPr>
+              <w:t xml:space="preserve">{{SECRETARIAT}}</w:t>
+            </w:r>
+          </w:p>
+        </w:tc>
+        <w:tc>
+          <w:tcPr>
+            <w:tcW w:type="dxa" w:w="2238"/>
+            <w:tcMar>
+              <w:top w:type="dxa" w:w="60"/>
+              <w:left w:type="dxa" w:w="100"/>
+              <w:bottom w:type="dxa" w:w="60"/>
+              <w:right w:type="dxa" w:w="100"/>
+            </w:tcMar>
+          </w:tcPr>
+          <w:p>
+            <w:pPr>
+              <w:spacing w:after="0" w:line="280"/>
+            </w:pPr>
+            <w:r>
+              <w:rPr>
+                <w:rFonts w:ascii="Yu Gothic" w:eastAsia="Yu Gothic" w:hAnsi="Yu Gothic"/>
+                <w:b w:val="false"/>
+                <w:bCs w:val="false"/>
+                <w:sz w:val="19"/>
+                <w:szCs w:val="19"/>
+              </w:rPr>
+              <w:t xml:space="preserve">{{例: 受付、記録、関係者への連絡}}</w:t>
+            </w:r>
+          </w:p>
+        </w:tc>
+        <w:tc>
+          <w:tcPr>
+            <w:tcW w:type="dxa" w:w="1900"/>
+            <w:tcMar>
+              <w:top w:type="dxa" w:w="60"/>
+              <w:left w:type="dxa" w:w="100"/>
+              <w:bottom w:type="dxa" w:w="60"/>
+              <w:right w:type="dxa" w:w="100"/>
+            </w:tcMar>
+          </w:tcPr>
+          <w:p>
+            <w:pPr>
+              <w:spacing w:after="0" w:line="280"/>
+            </w:pPr>
+            <w:r>
+              <w:rPr>
+                <w:rFonts w:ascii="Yu Gothic" w:eastAsia="Yu Gothic" w:hAnsi="Yu Gothic"/>
+                <w:b w:val="false"/>
+                <w:bCs w:val="false"/>
+                <w:sz w:val="19"/>
+                <w:szCs w:val="19"/>
+              </w:rPr>
+              <w:t xml:space="preserve">{{ }}</w:t>
+            </w:r>
+          </w:p>
+        </w:tc>
+        <w:tc>
+          <w:tcPr>
+            <w:tcW w:type="dxa" w:w="1900"/>
+            <w:tcMar>
+              <w:top w:type="dxa" w:w="60"/>
+              <w:left w:type="dxa" w:w="100"/>
+              <w:bottom w:type="dxa" w:w="60"/>
+              <w:right w:type="dxa" w:w="100"/>
+            </w:tcMar>
+          </w:tcPr>
+          <w:p>
+            <w:pPr>
+              <w:spacing w:after="0" w:line="280"/>
+            </w:pPr>
+            <w:r>
+              <w:rPr>
+                <w:rFonts w:ascii="Yu Gothic" w:eastAsia="Yu Gothic" w:hAnsi="Yu Gothic"/>
+                <w:b w:val="false"/>
+                <w:bCs w:val="false"/>
+                <w:sz w:val="19"/>
+                <w:szCs w:val="19"/>
+              </w:rPr>
+              <w:t xml:space="preserve">{{例: 個別案件の可否の決定}}</w:t>
+            </w:r>
+          </w:p>
+        </w:tc>
+      </w:tr>
+      <w:tr>
+        <w:tc>
+          <w:tcPr>
+            <w:tcW w:type="dxa" w:w="1700"/>
+            <w:tcMar>
+              <w:top w:type="dxa" w:w="60"/>
+              <w:left w:type="dxa" w:w="100"/>
+              <w:bottom w:type="dxa" w:w="60"/>
+              <w:right w:type="dxa" w:w="100"/>
+            </w:tcMar>
+          </w:tcPr>
+          <w:p>
+            <w:pPr>
+              <w:spacing w:after="0" w:line="280"/>
+            </w:pPr>
+            <w:r>
+              <w:rPr>
+                <w:rFonts w:ascii="Yu Gothic" w:eastAsia="Yu Gothic" w:hAnsi="Yu Gothic"/>
+                <w:b w:val="false"/>
+                <w:bCs w:val="false"/>
+                <w:sz w:val="19"/>
+                <w:szCs w:val="19"/>
+              </w:rPr>
+              <w:t xml:space="preserve">{{担当の役割}}</w:t>
+            </w:r>
+          </w:p>
+        </w:tc>
+        <w:tc>
+          <w:tcPr>
+            <w:tcW w:type="dxa" w:w="1900"/>
+            <w:tcMar>
+              <w:top w:type="dxa" w:w="60"/>
+              <w:left w:type="dxa" w:w="100"/>
+              <w:bottom w:type="dxa" w:w="60"/>
+              <w:right w:type="dxa" w:w="100"/>
+            </w:tcMar>
+          </w:tcPr>
+          <w:p>
+            <w:pPr>
+              <w:spacing w:after="0" w:line="280"/>
+            </w:pPr>
+            <w:r>
+              <w:rPr>
+                <w:rFonts w:ascii="Yu Gothic" w:eastAsia="Yu Gothic" w:hAnsi="Yu Gothic"/>
+                <w:b w:val="false"/>
+                <w:bCs w:val="false"/>
+                <w:sz w:val="19"/>
+                <w:szCs w:val="19"/>
+              </w:rPr>
+              <w:t xml:space="preserve">{{ }}</w:t>
+            </w:r>
+          </w:p>
+        </w:tc>
+        <w:tc>
+          <w:tcPr>
+            <w:tcW w:type="dxa" w:w="2238"/>
+            <w:tcMar>
+              <w:top w:type="dxa" w:w="60"/>
+              <w:left w:type="dxa" w:w="100"/>
+              <w:bottom w:type="dxa" w:w="60"/>
+              <w:right w:type="dxa" w:w="100"/>
+            </w:tcMar>
+          </w:tcPr>
+          <w:p>
+            <w:pPr>
+              <w:spacing w:after="0" w:line="280"/>
+            </w:pPr>
+            <w:r>
+              <w:rPr>
+                <w:rFonts w:ascii="Yu Gothic" w:eastAsia="Yu Gothic" w:hAnsi="Yu Gothic"/>
+                <w:b w:val="false"/>
+                <w:bCs w:val="false"/>
+                <w:sz w:val="19"/>
+                <w:szCs w:val="19"/>
+              </w:rPr>
+              <w:t xml:space="preserve">{{ }}</w:t>
+            </w:r>
+          </w:p>
+        </w:tc>
+        <w:tc>
+          <w:tcPr>
+            <w:tcW w:type="dxa" w:w="1900"/>
+            <w:tcMar>
+              <w:top w:type="dxa" w:w="60"/>
+              <w:left w:type="dxa" w:w="100"/>
+              <w:bottom w:type="dxa" w:w="60"/>
+              <w:right w:type="dxa" w:w="100"/>
+            </w:tcMar>
+          </w:tcPr>
+          <w:p>
+            <w:pPr>
+              <w:spacing w:after="0" w:line="280"/>
+            </w:pPr>
+            <w:r>
+              <w:rPr>
+                <w:rFonts w:ascii="Yu Gothic" w:eastAsia="Yu Gothic" w:hAnsi="Yu Gothic"/>
+                <w:b w:val="false"/>
+                <w:bCs w:val="false"/>
+                <w:sz w:val="19"/>
+                <w:szCs w:val="19"/>
+              </w:rPr>
+              <w:t xml:space="preserve">{{ }}</w:t>
+            </w:r>
+          </w:p>
+        </w:tc>
+        <w:tc>
+          <w:tcPr>
+            <w:tcW w:type="dxa" w:w="1900"/>
+            <w:tcMar>
+              <w:top w:type="dxa" w:w="60"/>
+              <w:left w:type="dxa" w:w="100"/>
+              <w:bottom w:type="dxa" w:w="60"/>
+              <w:right w:type="dxa" w:w="100"/>
+            </w:tcMar>
+          </w:tcPr>
+          <w:p>
+            <w:pPr>
+              <w:spacing w:after="0" w:line="280"/>
+            </w:pPr>
+            <w:r>
+              <w:rPr>
+                <w:rFonts w:ascii="Yu Gothic" w:eastAsia="Yu Gothic" w:hAnsi="Yu Gothic"/>
+                <w:b w:val="false"/>
+                <w:bCs w:val="false"/>
+                <w:sz w:val="19"/>
+                <w:szCs w:val="19"/>
+              </w:rPr>
+              <w:t xml:space="preserve">{{ }}</w:t>
+            </w:r>
+          </w:p>
+        </w:tc>
+      </w:tr>
+      <w:tr>
+        <w:tc>
+          <w:tcPr>
+            <w:tcW w:type="dxa" w:w="1700"/>
+            <w:tcMar>
+              <w:top w:type="dxa" w:w="60"/>
+              <w:left w:type="dxa" w:w="100"/>
+              <w:bottom w:type="dxa" w:w="60"/>
+              <w:right w:type="dxa" w:w="100"/>
+            </w:tcMar>
+          </w:tcPr>
+          <w:p>
+            <w:pPr>
+              <w:spacing w:after="0" w:line="280"/>
+            </w:pPr>
+            <w:r>
+              <w:rPr>
+                <w:rFonts w:ascii="Yu Gothic" w:eastAsia="Yu Gothic" w:hAnsi="Yu Gothic"/>
+                <w:b w:val="false"/>
+                <w:bCs w:val="false"/>
+                <w:sz w:val="19"/>
+                <w:szCs w:val="19"/>
+              </w:rPr>
+              <w:t xml:space="preserve">{{APPLICANT}}</w:t>
+            </w:r>
+          </w:p>
+        </w:tc>
+        <w:tc>
+          <w:tcPr>
+            <w:tcW w:type="dxa" w:w="1900"/>
+            <w:tcMar>
+              <w:top w:type="dxa" w:w="60"/>
+              <w:left w:type="dxa" w:w="100"/>
+              <w:bottom w:type="dxa" w:w="60"/>
+              <w:right w:type="dxa" w:w="100"/>
+            </w:tcMar>
+          </w:tcPr>
+          <w:p>
+            <w:pPr>
+              <w:spacing w:after="0" w:line="280"/>
+            </w:pPr>
+            <w:r>
+              <w:rPr>
+                <w:rFonts w:ascii="Yu Gothic" w:eastAsia="Yu Gothic" w:hAnsi="Yu Gothic"/>
+                <w:b w:val="false"/>
+                <w:bCs w:val="false"/>
+                <w:sz w:val="19"/>
+                <w:szCs w:val="19"/>
+              </w:rPr>
+              <w:t xml:space="preserve">{{ }}</w:t>
+            </w:r>
+          </w:p>
+        </w:tc>
+        <w:tc>
+          <w:tcPr>
+            <w:tcW w:type="dxa" w:w="2238"/>
+            <w:tcMar>
+              <w:top w:type="dxa" w:w="60"/>
+              <w:left w:type="dxa" w:w="100"/>
+              <w:bottom w:type="dxa" w:w="60"/>
+              <w:right w:type="dxa" w:w="100"/>
+            </w:tcMar>
+          </w:tcPr>
+          <w:p>
+            <w:pPr>
+              <w:spacing w:after="0" w:line="280"/>
+            </w:pPr>
+            <w:r>
+              <w:rPr>
+                <w:rFonts w:ascii="Yu Gothic" w:eastAsia="Yu Gothic" w:hAnsi="Yu Gothic"/>
+                <w:b w:val="false"/>
+                <w:bCs w:val="false"/>
+                <w:sz w:val="19"/>
+                <w:szCs w:val="19"/>
+              </w:rPr>
+              <w:t xml:space="preserve">{{例: 依頼の内容を示し、結果を受け取って実行する}}</w:t>
+            </w:r>
+          </w:p>
+        </w:tc>
+        <w:tc>
+          <w:tcPr>
+            <w:tcW w:type="dxa" w:w="1900"/>
+            <w:tcMar>
+              <w:top w:type="dxa" w:w="60"/>
+              <w:left w:type="dxa" w:w="100"/>
+              <w:bottom w:type="dxa" w:w="60"/>
+              <w:right w:type="dxa" w:w="100"/>
+            </w:tcMar>
+          </w:tcPr>
+          <w:p>
+            <w:pPr>
+              <w:spacing w:after="0" w:line="280"/>
+            </w:pPr>
+            <w:r>
+              <w:rPr>
+                <w:rFonts w:ascii="Yu Gothic" w:eastAsia="Yu Gothic" w:hAnsi="Yu Gothic"/>
+                <w:b w:val="false"/>
+                <w:bCs w:val="false"/>
+                <w:sz w:val="19"/>
+                <w:szCs w:val="19"/>
+              </w:rPr>
+              <w:t xml:space="preserve">{{ }}</w:t>
+            </w:r>
+          </w:p>
+        </w:tc>
+        <w:tc>
+          <w:tcPr>
+            <w:tcW w:type="dxa" w:w="1900"/>
+            <w:tcMar>
+              <w:top w:type="dxa" w:w="60"/>
+              <w:left w:type="dxa" w:w="100"/>
+              <w:bottom w:type="dxa" w:w="60"/>
+              <w:right w:type="dxa" w:w="100"/>
+            </w:tcMar>
+          </w:tcPr>
+          <w:p>
+            <w:pPr>
+              <w:spacing w:after="0" w:line="280"/>
+            </w:pPr>
+            <w:r>
+              <w:rPr>
+                <w:rFonts w:ascii="Yu Gothic" w:eastAsia="Yu Gothic" w:hAnsi="Yu Gothic"/>
+                <w:b w:val="false"/>
+                <w:bCs w:val="false"/>
+                <w:sz w:val="19"/>
+                <w:szCs w:val="19"/>
+              </w:rPr>
+              <w:t xml:space="preserve">{{ }}</w:t>
+            </w:r>
+          </w:p>
+        </w:tc>
+      </w:tr>
+      <w:tr>
+        <w:tc>
+          <w:tcPr>
+            <w:tcW w:type="dxa" w:w="1700"/>
+            <w:tcMar>
+              <w:top w:type="dxa" w:w="60"/>
+              <w:left w:type="dxa" w:w="100"/>
+              <w:bottom w:type="dxa" w:w="60"/>
+              <w:right w:type="dxa" w:w="100"/>
+            </w:tcMar>
+          </w:tcPr>
+          <w:p>
+            <w:pPr>
+              <w:spacing w:after="0" w:line="280"/>
+            </w:pPr>
+            <w:r>
+              <w:rPr>
+                <w:rFonts w:ascii="Yu Gothic" w:eastAsia="Yu Gothic" w:hAnsi="Yu Gothic"/>
+                <w:b w:val="false"/>
+                <w:bCs w:val="false"/>
+                <w:sz w:val="19"/>
+                <w:szCs w:val="19"/>
+              </w:rPr>
+              <w:t xml:space="preserve">{{関係部署}}</w:t>
+            </w:r>
+          </w:p>
+        </w:tc>
+        <w:tc>
+          <w:tcPr>
+            <w:tcW w:type="dxa" w:w="1900"/>
+            <w:tcMar>
+              <w:top w:type="dxa" w:w="60"/>
+              <w:left w:type="dxa" w:w="100"/>
+              <w:bottom w:type="dxa" w:w="60"/>
+              <w:right w:type="dxa" w:w="100"/>
+            </w:tcMar>
+          </w:tcPr>
+          <w:p>
+            <w:pPr>
+              <w:spacing w:after="0" w:line="280"/>
+            </w:pPr>
+            <w:r>
+              <w:rPr>
+                <w:rFonts w:ascii="Yu Gothic" w:eastAsia="Yu Gothic" w:hAnsi="Yu Gothic"/>
+                <w:b w:val="false"/>
+                <w:bCs w:val="false"/>
+                <w:sz w:val="19"/>
+                <w:szCs w:val="19"/>
+              </w:rPr>
+              <w:t xml:space="preserve">{{ }}</w:t>
+            </w:r>
+          </w:p>
+        </w:tc>
+        <w:tc>
+          <w:tcPr>
+            <w:tcW w:type="dxa" w:w="2238"/>
+            <w:tcMar>
+              <w:top w:type="dxa" w:w="60"/>
+              <w:left w:type="dxa" w:w="100"/>
+              <w:bottom w:type="dxa" w:w="60"/>
+              <w:right w:type="dxa" w:w="100"/>
+            </w:tcMar>
+          </w:tcPr>
+          <w:p>
+            <w:pPr>
+              <w:spacing w:after="0" w:line="280"/>
+            </w:pPr>
+            <w:r>
+              <w:rPr>
+                <w:rFonts w:ascii="Yu Gothic" w:eastAsia="Yu Gothic" w:hAnsi="Yu Gothic"/>
+                <w:b w:val="false"/>
+                <w:bCs w:val="false"/>
+                <w:sz w:val="19"/>
+                <w:szCs w:val="19"/>
+              </w:rPr>
+              <w:t xml:space="preserve">{{ }}</w:t>
+            </w:r>
+          </w:p>
+        </w:tc>
+        <w:tc>
+          <w:tcPr>
+            <w:tcW w:type="dxa" w:w="1900"/>
+            <w:tcMar>
+              <w:top w:type="dxa" w:w="60"/>
+              <w:left w:type="dxa" w:w="100"/>
+              <w:bottom w:type="dxa" w:w="60"/>
+              <w:right w:type="dxa" w:w="100"/>
+            </w:tcMar>
+          </w:tcPr>
+          <w:p>
+            <w:pPr>
+              <w:spacing w:after="0" w:line="280"/>
+            </w:pPr>
+            <w:r>
+              <w:rPr>
+                <w:rFonts w:ascii="Yu Gothic" w:eastAsia="Yu Gothic" w:hAnsi="Yu Gothic"/>
+                <w:b w:val="false"/>
+                <w:bCs w:val="false"/>
+                <w:sz w:val="19"/>
+                <w:szCs w:val="19"/>
+              </w:rPr>
+              <w:t xml:space="preserve">{{ }}</w:t>
+            </w:r>
+          </w:p>
+        </w:tc>
+        <w:tc>
+          <w:tcPr>
+            <w:tcW w:type="dxa" w:w="1900"/>
+            <w:tcMar>
+              <w:top w:type="dxa" w:w="60"/>
+              <w:left w:type="dxa" w:w="100"/>
+              <w:bottom w:type="dxa" w:w="60"/>
+              <w:right w:type="dxa" w:w="100"/>
+            </w:tcMar>
+          </w:tcPr>
+          <w:p>
+            <w:pPr>
+              <w:spacing w:after="0" w:line="280"/>
+            </w:pPr>
+            <w:r>
+              <w:rPr>
+                <w:rFonts w:ascii="Yu Gothic" w:eastAsia="Yu Gothic" w:hAnsi="Yu Gothic"/>
+                <w:b w:val="false"/>
+                <w:bCs w:val="false"/>
+                <w:sz w:val="19"/>
+                <w:szCs w:val="19"/>
+              </w:rPr>
+              <w:t xml:space="preserve">{{ }}</w:t>
+            </w:r>
+          </w:p>
+        </w:tc>
+      </w:tr>
+    </w:tbl>
+    <w:p>
+      <w:pPr>
+        <w:spacing w:after="120" w:line="320"/>
+      </w:pPr>
+      <w:r>
+        <w:rPr>
+          <w:rFonts w:ascii="Yu Gothic" w:eastAsia="Yu Gothic" w:hAnsi="Yu Gothic"/>
+        </w:rPr>
+        <w:t xml:space="preserve"/>
       </w:r>
     </w:p>
     <w:p>
@@ -687,7 +1910,447 @@
           <w:b/>
           <w:bCs/>
         </w:rPr>
-        <w:t xml:space="preserve">第2条（会議体の構成）</w:t>
+        <w:t xml:space="preserve">第6条（運営主体）</w:t>
+      </w:r>
+    </w:p>
+    <w:p>
+      <w:pPr>
+        <w:spacing w:after="60" w:line="320"/>
+        <w:ind w:left="240"/>
+      </w:pPr>
+      <w:r>
+        <w:rPr>
+          <w:rFonts w:ascii="Yu Gothic" w:eastAsia="Yu Gothic" w:hAnsi="Yu Gothic"/>
+        </w:rPr>
+        <w:t xml:space="preserve">1　{{GOV_DOMAIN}}の運営は、{{SECRETARIAT}}が行う。</w:t>
+      </w:r>
+    </w:p>
+    <w:p>
+      <w:pPr>
+        <w:spacing w:after="60" w:line="320"/>
+        <w:ind w:left="240"/>
+      </w:pPr>
+      <w:r>
+        <w:rPr>
+          <w:rFonts w:ascii="Yu Gothic" w:eastAsia="Yu Gothic" w:hAnsi="Yu Gothic"/>
+        </w:rPr>
+        <w:t xml:space="preserve">2　運営の手順は、Runbook（{{DOC_PREFIX}}-P-08）に定める。</w:t>
+      </w:r>
+    </w:p>
+    <w:p>
+      <w:pPr>
+        <w:spacing w:after="60" w:before="160"/>
+      </w:pPr>
+      <w:r>
+        <w:rPr>
+          <w:rFonts w:ascii="Yu Gothic" w:eastAsia="Yu Gothic" w:hAnsi="Yu Gothic"/>
+          <w:b/>
+          <w:bCs/>
+        </w:rPr>
+        <w:t xml:space="preserve">第7条（決める事項と決める者）</w:t>
+      </w:r>
+    </w:p>
+    <w:p>
+      <w:pPr>
+        <w:spacing w:after="60" w:line="320"/>
+        <w:ind w:left="240"/>
+      </w:pPr>
+      <w:r>
+        <w:rPr>
+          <w:rFonts w:ascii="Yu Gothic" w:eastAsia="Yu Gothic" w:hAnsi="Yu Gothic"/>
+        </w:rPr>
+        <w:t xml:space="preserve">1　{{GOV_DOMAIN}}に関わる主な事項と、それを決める者は、次のとおりとする。</w:t>
+      </w:r>
+    </w:p>
+    <w:tbl>
+      <w:tblPr>
+        <w:tblW w:type="dxa" w:w="9638"/>
+        <w:tblBorders>
+          <w:top w:val="single" w:color="auto" w:sz="4"/>
+          <w:left w:val="single" w:color="auto" w:sz="4"/>
+          <w:bottom w:val="single" w:color="auto" w:sz="4"/>
+          <w:right w:val="single" w:color="auto" w:sz="4"/>
+          <w:insideH w:val="single" w:color="auto" w:sz="4"/>
+          <w:insideV w:val="single" w:color="auto" w:sz="4"/>
+        </w:tblBorders>
+      </w:tblPr>
+      <w:tblGrid>
+        <w:gridCol w:w="3200"/>
+        <w:gridCol w:w="2600"/>
+        <w:gridCol w:w="3838"/>
+      </w:tblGrid>
+      <w:tr>
+        <w:trPr>
+          <w:tblHeader/>
+        </w:trPr>
+        <w:tc>
+          <w:tcPr>
+            <w:tcW w:type="dxa" w:w="3200"/>
+            <w:shd w:fill="DCE3EC" w:color="auto" w:val="clear"/>
+            <w:tcMar>
+              <w:top w:type="dxa" w:w="60"/>
+              <w:left w:type="dxa" w:w="100"/>
+              <w:bottom w:type="dxa" w:w="60"/>
+              <w:right w:type="dxa" w:w="100"/>
+            </w:tcMar>
+          </w:tcPr>
+          <w:p>
+            <w:pPr>
+              <w:spacing w:after="0" w:line="280"/>
+            </w:pPr>
+            <w:r>
+              <w:rPr>
+                <w:rFonts w:ascii="Yu Gothic" w:eastAsia="Yu Gothic" w:hAnsi="Yu Gothic"/>
+                <w:b/>
+                <w:bCs/>
+                <w:sz w:val="19"/>
+                <w:szCs w:val="19"/>
+              </w:rPr>
+              <w:t xml:space="preserve">事項</w:t>
+            </w:r>
+          </w:p>
+        </w:tc>
+        <w:tc>
+          <w:tcPr>
+            <w:tcW w:type="dxa" w:w="2600"/>
+            <w:shd w:fill="DCE3EC" w:color="auto" w:val="clear"/>
+            <w:tcMar>
+              <w:top w:type="dxa" w:w="60"/>
+              <w:left w:type="dxa" w:w="100"/>
+              <w:bottom w:type="dxa" w:w="60"/>
+              <w:right w:type="dxa" w:w="100"/>
+            </w:tcMar>
+          </w:tcPr>
+          <w:p>
+            <w:pPr>
+              <w:spacing w:after="0" w:line="280"/>
+            </w:pPr>
+            <w:r>
+              <w:rPr>
+                <w:rFonts w:ascii="Yu Gothic" w:eastAsia="Yu Gothic" w:hAnsi="Yu Gothic"/>
+                <w:b/>
+                <w:bCs/>
+                <w:sz w:val="19"/>
+                <w:szCs w:val="19"/>
+              </w:rPr>
+              <w:t xml:space="preserve">決める者</w:t>
+            </w:r>
+          </w:p>
+        </w:tc>
+        <w:tc>
+          <w:tcPr>
+            <w:tcW w:type="dxa" w:w="3838"/>
+            <w:shd w:fill="DCE3EC" w:color="auto" w:val="clear"/>
+            <w:tcMar>
+              <w:top w:type="dxa" w:w="60"/>
+              <w:left w:type="dxa" w:w="100"/>
+              <w:bottom w:type="dxa" w:w="60"/>
+              <w:right w:type="dxa" w:w="100"/>
+            </w:tcMar>
+          </w:tcPr>
+          <w:p>
+            <w:pPr>
+              <w:spacing w:after="0" w:line="280"/>
+            </w:pPr>
+            <w:r>
+              <w:rPr>
+                <w:rFonts w:ascii="Yu Gothic" w:eastAsia="Yu Gothic" w:hAnsi="Yu Gothic"/>
+                <w:b/>
+                <w:bCs/>
+                <w:sz w:val="19"/>
+                <w:szCs w:val="19"/>
+              </w:rPr>
+              <w:t xml:space="preserve">この機能の関わり</w:t>
+            </w:r>
+          </w:p>
+        </w:tc>
+      </w:tr>
+      <w:tr>
+        <w:tc>
+          <w:tcPr>
+            <w:tcW w:type="dxa" w:w="3200"/>
+            <w:tcMar>
+              <w:top w:type="dxa" w:w="60"/>
+              <w:left w:type="dxa" w:w="100"/>
+              <w:bottom w:type="dxa" w:w="60"/>
+              <w:right w:type="dxa" w:w="100"/>
+            </w:tcMar>
+          </w:tcPr>
+          <w:p>
+            <w:pPr>
+              <w:spacing w:after="0" w:line="280"/>
+            </w:pPr>
+            <w:r>
+              <w:rPr>
+                <w:rFonts w:ascii="Yu Gothic" w:eastAsia="Yu Gothic" w:hAnsi="Yu Gothic"/>
+                <w:b w:val="false"/>
+                <w:bCs w:val="false"/>
+                <w:sz w:val="19"/>
+                <w:szCs w:val="19"/>
+              </w:rPr>
+              <w:t xml:space="preserve">{{例: 投資案件の優先度}}</w:t>
+            </w:r>
+          </w:p>
+        </w:tc>
+        <w:tc>
+          <w:tcPr>
+            <w:tcW w:type="dxa" w:w="2600"/>
+            <w:tcMar>
+              <w:top w:type="dxa" w:w="60"/>
+              <w:left w:type="dxa" w:w="100"/>
+              <w:bottom w:type="dxa" w:w="60"/>
+              <w:right w:type="dxa" w:w="100"/>
+            </w:tcMar>
+          </w:tcPr>
+          <w:p>
+            <w:pPr>
+              <w:spacing w:after="0" w:line="280"/>
+            </w:pPr>
+            <w:r>
+              <w:rPr>
+                <w:rFonts w:ascii="Yu Gothic" w:eastAsia="Yu Gothic" w:hAnsi="Yu Gothic"/>
+                <w:b w:val="false"/>
+                <w:bCs w:val="false"/>
+                <w:sz w:val="19"/>
+                <w:szCs w:val="19"/>
+              </w:rPr>
+              <w:t xml:space="preserve">{{例: Tier1}}</w:t>
+            </w:r>
+          </w:p>
+        </w:tc>
+        <w:tc>
+          <w:tcPr>
+            <w:tcW w:type="dxa" w:w="3838"/>
+            <w:tcMar>
+              <w:top w:type="dxa" w:w="60"/>
+              <w:left w:type="dxa" w:w="100"/>
+              <w:bottom w:type="dxa" w:w="60"/>
+              <w:right w:type="dxa" w:w="100"/>
+            </w:tcMar>
+          </w:tcPr>
+          <w:p>
+            <w:pPr>
+              <w:spacing w:after="0" w:line="280"/>
+            </w:pPr>
+            <w:r>
+              <w:rPr>
+                <w:rFonts w:ascii="Yu Gothic" w:eastAsia="Yu Gothic" w:hAnsi="Yu Gothic"/>
+                <w:b w:val="false"/>
+                <w:bCs w:val="false"/>
+                <w:sz w:val="19"/>
+                <w:szCs w:val="19"/>
+              </w:rPr>
+              <w:t xml:space="preserve">{{例: 会議体として決める}}</w:t>
+            </w:r>
+          </w:p>
+        </w:tc>
+      </w:tr>
+      <w:tr>
+        <w:tc>
+          <w:tcPr>
+            <w:tcW w:type="dxa" w:w="3200"/>
+            <w:tcMar>
+              <w:top w:type="dxa" w:w="60"/>
+              <w:left w:type="dxa" w:w="100"/>
+              <w:bottom w:type="dxa" w:w="60"/>
+              <w:right w:type="dxa" w:w="100"/>
+            </w:tcMar>
+          </w:tcPr>
+          <w:p>
+            <w:pPr>
+              <w:spacing w:after="0" w:line="280"/>
+            </w:pPr>
+            <w:r>
+              <w:rPr>
+                <w:rFonts w:ascii="Yu Gothic" w:eastAsia="Yu Gothic" w:hAnsi="Yu Gothic"/>
+                <w:b w:val="false"/>
+                <w:bCs w:val="false"/>
+                <w:sz w:val="19"/>
+                <w:szCs w:val="19"/>
+              </w:rPr>
+              <w:t xml:space="preserve">{{例: ベンダーの選定}}</w:t>
+            </w:r>
+          </w:p>
+        </w:tc>
+        <w:tc>
+          <w:tcPr>
+            <w:tcW w:type="dxa" w:w="2600"/>
+            <w:tcMar>
+              <w:top w:type="dxa" w:w="60"/>
+              <w:left w:type="dxa" w:w="100"/>
+              <w:bottom w:type="dxa" w:w="60"/>
+              <w:right w:type="dxa" w:w="100"/>
+            </w:tcMar>
+          </w:tcPr>
+          <w:p>
+            <w:pPr>
+              <w:spacing w:after="0" w:line="280"/>
+            </w:pPr>
+            <w:r>
+              <w:rPr>
+                <w:rFonts w:ascii="Yu Gothic" w:eastAsia="Yu Gothic" w:hAnsi="Yu Gothic"/>
+                <w:b w:val="false"/>
+                <w:bCs w:val="false"/>
+                <w:sz w:val="19"/>
+                <w:szCs w:val="19"/>
+              </w:rPr>
+              <w:t xml:space="preserve">{{例: 依頼部門}}</w:t>
+            </w:r>
+          </w:p>
+        </w:tc>
+        <w:tc>
+          <w:tcPr>
+            <w:tcW w:type="dxa" w:w="3838"/>
+            <w:tcMar>
+              <w:top w:type="dxa" w:w="60"/>
+              <w:left w:type="dxa" w:w="100"/>
+              <w:bottom w:type="dxa" w:w="60"/>
+              <w:right w:type="dxa" w:w="100"/>
+            </w:tcMar>
+          </w:tcPr>
+          <w:p>
+            <w:pPr>
+              <w:spacing w:after="0" w:line="280"/>
+            </w:pPr>
+            <w:r>
+              <w:rPr>
+                <w:rFonts w:ascii="Yu Gothic" w:eastAsia="Yu Gothic" w:hAnsi="Yu Gothic"/>
+                <w:b w:val="false"/>
+                <w:bCs w:val="false"/>
+                <w:sz w:val="19"/>
+                <w:szCs w:val="19"/>
+              </w:rPr>
+              <w:t xml:space="preserve">{{例: 比較と交渉を支援する（決めない）}}</w:t>
+            </w:r>
+          </w:p>
+        </w:tc>
+      </w:tr>
+      <w:tr>
+        <w:tc>
+          <w:tcPr>
+            <w:tcW w:type="dxa" w:w="3200"/>
+            <w:tcMar>
+              <w:top w:type="dxa" w:w="60"/>
+              <w:left w:type="dxa" w:w="100"/>
+              <w:bottom w:type="dxa" w:w="60"/>
+              <w:right w:type="dxa" w:w="100"/>
+            </w:tcMar>
+          </w:tcPr>
+          <w:p>
+            <w:pPr>
+              <w:spacing w:after="0" w:line="280"/>
+            </w:pPr>
+            <w:r>
+              <w:rPr>
+                <w:rFonts w:ascii="Yu Gothic" w:eastAsia="Yu Gothic" w:hAnsi="Yu Gothic"/>
+                <w:b w:val="false"/>
+                <w:bCs w:val="false"/>
+                <w:sz w:val="19"/>
+                <w:szCs w:val="19"/>
+              </w:rPr>
+              <w:t xml:space="preserve">{{事項}}</w:t>
+            </w:r>
+          </w:p>
+        </w:tc>
+        <w:tc>
+          <w:tcPr>
+            <w:tcW w:type="dxa" w:w="2600"/>
+            <w:tcMar>
+              <w:top w:type="dxa" w:w="60"/>
+              <w:left w:type="dxa" w:w="100"/>
+              <w:bottom w:type="dxa" w:w="60"/>
+              <w:right w:type="dxa" w:w="100"/>
+            </w:tcMar>
+          </w:tcPr>
+          <w:p>
+            <w:pPr>
+              <w:spacing w:after="0" w:line="280"/>
+            </w:pPr>
+            <w:r>
+              <w:rPr>
+                <w:rFonts w:ascii="Yu Gothic" w:eastAsia="Yu Gothic" w:hAnsi="Yu Gothic"/>
+                <w:b w:val="false"/>
+                <w:bCs w:val="false"/>
+                <w:sz w:val="19"/>
+                <w:szCs w:val="19"/>
+              </w:rPr>
+              <w:t xml:space="preserve">{{ }}</w:t>
+            </w:r>
+          </w:p>
+        </w:tc>
+        <w:tc>
+          <w:tcPr>
+            <w:tcW w:type="dxa" w:w="3838"/>
+            <w:tcMar>
+              <w:top w:type="dxa" w:w="60"/>
+              <w:left w:type="dxa" w:w="100"/>
+              <w:bottom w:type="dxa" w:w="60"/>
+              <w:right w:type="dxa" w:w="100"/>
+            </w:tcMar>
+          </w:tcPr>
+          <w:p>
+            <w:pPr>
+              <w:spacing w:after="0" w:line="280"/>
+            </w:pPr>
+            <w:r>
+              <w:rPr>
+                <w:rFonts w:ascii="Yu Gothic" w:eastAsia="Yu Gothic" w:hAnsi="Yu Gothic"/>
+                <w:b w:val="false"/>
+                <w:bCs w:val="false"/>
+                <w:sz w:val="19"/>
+                <w:szCs w:val="19"/>
+              </w:rPr>
+              <w:t xml:space="preserve">{{ }}</w:t>
+            </w:r>
+          </w:p>
+        </w:tc>
+      </w:tr>
+    </w:tbl>
+    <w:p>
+      <w:pPr>
+        <w:spacing w:after="120" w:line="320"/>
+      </w:pPr>
+      <w:r>
+        <w:rPr>
+          <w:rFonts w:ascii="Yu Gothic" w:eastAsia="Yu Gothic" w:hAnsi="Yu Gothic"/>
+        </w:rPr>
+        <w:t xml:space="preserve"/>
+      </w:r>
+    </w:p>
+    <w:p>
+      <w:pPr>
+        <w:spacing w:after="60" w:line="320"/>
+        <w:ind w:left="240"/>
+      </w:pPr>
+      <w:r>
+        <w:rPr>
+          <w:rFonts w:ascii="Yu Gothic" w:eastAsia="Yu Gothic" w:hAnsi="Yu Gothic"/>
+        </w:rPr>
+        <w:t xml:space="preserve">2　決裁の権限を金額・区分などの条件ごとに定める必要がある場合は、決裁権限表（{{DOC_PREFIX}}-R-04）に定める。</w:t>
+      </w:r>
+    </w:p>
+    <w:p>
+      <w:pPr>
+        <w:pStyle w:val="Heading1"/>
+      </w:pPr>
+      <w:r>
+        <w:rPr>
+          <w:rFonts w:ascii="Yu Gothic" w:eastAsia="Yu Gothic" w:hAnsi="Yu Gothic"/>
+        </w:rPr>
+        <w:t xml:space="preserve">第4章　会議体 [任意]</w:t>
+      </w:r>
+    </w:p>
+    <w:p>
+      <w:pPr>
+        <w:spacing w:after="60" w:before="160"/>
+      </w:pPr>
+      <w:r>
+        <w:rPr>
+          <w:rFonts w:ascii="Yu Gothic" w:eastAsia="Yu Gothic" w:hAnsi="Yu Gothic"/>
+          <w:b/>
+          <w:bCs/>
+        </w:rPr>
+        <w:t xml:space="preserve">第8条（会議体の構成）</w:t>
       </w:r>
     </w:p>
     <w:p>
@@ -1177,13 +2840,195 @@
     </w:p>
     <w:p>
       <w:pPr>
+        <w:spacing w:after="60" w:line="320"/>
+        <w:ind w:left="240"/>
+      </w:pPr>
+      <w:r>
+        <w:rPr>
+          <w:rFonts w:ascii="Yu Gothic" w:eastAsia="Yu Gothic" w:hAnsi="Yu Gothic"/>
+        </w:rPr>
+        <w:t xml:space="preserve">3　会議体の運営（議題の準備、記録、決定の通知）は、{{SECRETARIAT}}が行う。</w:t>
+      </w:r>
+    </w:p>
+    <w:p>
+      <w:pPr>
+        <w:spacing w:after="60" w:before="160"/>
+      </w:pPr>
+      <w:r>
+        <w:rPr>
+          <w:rFonts w:ascii="Yu Gothic" w:eastAsia="Yu Gothic" w:hAnsi="Yu Gothic"/>
+          <w:b/>
+          <w:bCs/>
+        </w:rPr>
+        <w:t xml:space="preserve">第9条（各会議体の定め）</w:t>
+      </w:r>
+    </w:p>
+    <w:p>
+      <w:pPr>
+        <w:spacing w:after="60" w:line="320"/>
+        <w:ind w:left="240"/>
+      </w:pPr>
+      <w:r>
+        <w:rPr>
+          <w:rFonts w:ascii="Yu Gothic" w:eastAsia="Yu Gothic" w:hAnsi="Yu Gothic"/>
+        </w:rPr>
+        <w:t xml:space="preserve">各会議体の目的、議長、構成員、付議事項、決定事項、開催頻度、定足数と決議方法、上申と差し戻し、記録は、会議体ごとに別表に定める。</w:t>
+      </w:r>
+    </w:p>
+    <w:p>
+      <w:pPr>
         <w:pStyle w:val="Heading1"/>
       </w:pPr>
       <w:r>
         <w:rPr>
           <w:rFonts w:ascii="Yu Gothic" w:eastAsia="Yu Gothic" w:hAnsi="Yu Gothic"/>
         </w:rPr>
-        <w:t xml:space="preserve">第2章　各会議体</w:t>
+        <w:t xml:space="preserve">第5章　利害関係の回避</w:t>
+      </w:r>
+    </w:p>
+    <w:p>
+      <w:pPr>
+        <w:spacing w:after="60" w:before="160"/>
+      </w:pPr>
+      <w:r>
+        <w:rPr>
+          <w:rFonts w:ascii="Yu Gothic" w:eastAsia="Yu Gothic" w:hAnsi="Yu Gothic"/>
+          <w:b/>
+          <w:bCs/>
+        </w:rPr>
+        <w:t xml:space="preserve">第10条（利害関係者の回避）</w:t>
+      </w:r>
+    </w:p>
+    <w:p>
+      <w:pPr>
+        <w:spacing w:after="60" w:line="320"/>
+        <w:ind w:left="240"/>
+      </w:pPr>
+      <w:r>
+        <w:rPr>
+          <w:rFonts w:ascii="Yu Gothic" w:eastAsia="Yu Gothic" w:hAnsi="Yu Gothic"/>
+        </w:rPr>
+        <w:t xml:space="preserve">1　{{GOV_DOMAIN}}の役割を担う者および会議体の構成員は、自らが{{APPLICANT}}である案件、または{{利害関係の定義}}のある案件の判断に加わらない。</w:t>
+      </w:r>
+    </w:p>
+    <w:p>
+      <w:pPr>
+        <w:spacing w:after="60" w:line="320"/>
+        <w:ind w:left="240"/>
+      </w:pPr>
+      <w:r>
+        <w:rPr>
+          <w:rFonts w:ascii="Yu Gothic" w:eastAsia="Yu Gothic" w:hAnsi="Yu Gothic"/>
+        </w:rPr>
+        <w:t xml:space="preserve">2　前項により判断に加われない者がいる場合の扱いは、{{ }}とする。</w:t>
+      </w:r>
+    </w:p>
+    <w:p>
+      <w:pPr>
+        <w:pStyle w:val="Heading1"/>
+      </w:pPr>
+      <w:r>
+        <w:rPr>
+          <w:rFonts w:ascii="Yu Gothic" w:eastAsia="Yu Gothic" w:hAnsi="Yu Gothic"/>
+        </w:rPr>
+        <w:t xml:space="preserve">第6章　報告と改廃</w:t>
+      </w:r>
+    </w:p>
+    <w:p>
+      <w:pPr>
+        <w:spacing w:after="60" w:before="160"/>
+      </w:pPr>
+      <w:r>
+        <w:rPr>
+          <w:rFonts w:ascii="Yu Gothic" w:eastAsia="Yu Gothic" w:hAnsi="Yu Gothic"/>
+          <w:b/>
+          <w:bCs/>
+        </w:rPr>
+        <w:t xml:space="preserve">第11条（運営状況の報告）</w:t>
+      </w:r>
+    </w:p>
+    <w:p>
+      <w:pPr>
+        <w:spacing w:after="60" w:line="320"/>
+        <w:ind w:left="240"/>
+      </w:pPr>
+      <w:r>
+        <w:rPr>
+          <w:rFonts w:ascii="Yu Gothic" w:eastAsia="Yu Gothic" w:hAnsi="Yu Gothic"/>
+        </w:rPr>
+        <w:t xml:space="preserve">{{機能の責任者}}は、{{報告先}}に対し、{{報告の周期}}ごとに{{GOV_DOMAIN}}の運営状況（{{例: 受付件数、対応期間、サービスレベルの達成状況}}）を報告する。</w:t>
+      </w:r>
+    </w:p>
+    <w:p>
+      <w:pPr>
+        <w:spacing w:after="60" w:before="160"/>
+      </w:pPr>
+      <w:r>
+        <w:rPr>
+          <w:rFonts w:ascii="Yu Gothic" w:eastAsia="Yu Gothic" w:hAnsi="Yu Gothic"/>
+          <w:b/>
+          <w:bCs/>
+        </w:rPr>
+        <w:t xml:space="preserve">第12条（改廃）</w:t>
+      </w:r>
+    </w:p>
+    <w:p>
+      <w:pPr>
+        <w:spacing w:after="60" w:line="320"/>
+        <w:ind w:left="240"/>
+      </w:pPr>
+      <w:r>
+        <w:rPr>
+          <w:rFonts w:ascii="Yu Gothic" w:eastAsia="Yu Gothic" w:hAnsi="Yu Gothic"/>
+        </w:rPr>
+        <w:t xml:space="preserve">本憲章の改廃は、{{POLICY_APPROVER}}の承認を得て行う。</w:t>
+      </w:r>
+    </w:p>
+    <w:p>
+      <w:pPr>
+        <w:pStyle w:val="Heading1"/>
+      </w:pPr>
+      <w:r>
+        <w:rPr>
+          <w:rFonts w:ascii="Yu Gothic" w:eastAsia="Yu Gothic" w:hAnsi="Yu Gothic"/>
+        </w:rPr>
+        <w:t xml:space="preserve">附則</w:t>
+      </w:r>
+    </w:p>
+    <w:p>
+      <w:pPr>
+        <w:spacing w:after="60" w:before="160"/>
+      </w:pPr>
+      <w:r>
+        <w:rPr>
+          <w:rFonts w:ascii="Yu Gothic" w:eastAsia="Yu Gothic" w:hAnsi="Yu Gothic"/>
+          <w:b/>
+          <w:bCs/>
+        </w:rPr>
+        <w:t xml:space="preserve">第13条（施行）</w:t>
+      </w:r>
+    </w:p>
+    <w:p>
+      <w:pPr>
+        <w:spacing w:after="60" w:line="320"/>
+        <w:ind w:left="240"/>
+      </w:pPr>
+      <w:r>
+        <w:rPr>
+          <w:rFonts w:ascii="Yu Gothic" w:eastAsia="Yu Gothic" w:hAnsi="Yu Gothic"/>
+        </w:rPr>
+        <w:t xml:space="preserve">本憲章は、{{EFFECTIVE_DATE}}から施行する。</w:t>
+      </w:r>
+    </w:p>
+    <w:p>
+      <w:pPr>
+        <w:pStyle w:val="Heading1"/>
+      </w:pPr>
+      <w:r>
+        <w:rPr>
+          <w:rFonts w:ascii="Yu Gothic" w:eastAsia="Yu Gothic" w:hAnsi="Yu Gothic"/>
+        </w:rPr>
+        <w:t xml:space="preserve">別表</w:t>
       </w:r>
     </w:p>
     <w:p>
@@ -1194,7 +3039,7 @@
         <w:rPr>
           <w:rFonts w:ascii="Yu Gothic" w:eastAsia="Yu Gothic" w:hAnsi="Yu Gothic"/>
         </w:rPr>
-        <w:t xml:space="preserve">第3条　{{会議体A}}</w:t>
+        <w:t xml:space="preserve">別表1　{{会議体A}}</w:t>
       </w:r>
     </w:p>
     <w:tbl>
@@ -1703,7 +3548,7 @@
                 <w:sz w:val="19"/>
                 <w:szCs w:val="19"/>
               </w:rPr>
-              <w:t xml:space="preserve">議事録を作成し、決定記録（{{DOC_PREFIX}}-F-04）に登録する</w:t>
+              <w:t xml:space="preserve">議事録を作成し、決定記録（{{DOC_PREFIX}}-F-15）に登録する</w:t>
             </w:r>
           </w:p>
         </w:tc>
@@ -1728,7 +3573,7 @@
         <w:rPr>
           <w:rFonts w:ascii="Yu Gothic" w:eastAsia="Yu Gothic" w:hAnsi="Yu Gothic"/>
         </w:rPr>
-        <w:t xml:space="preserve">第4条　{{会議体B}}</w:t>
+        <w:t xml:space="preserve">別表2　{{会議体B}}</w:t>
       </w:r>
     </w:p>
     <w:tbl>
@@ -2237,7 +4082,7 @@
                 <w:sz w:val="19"/>
                 <w:szCs w:val="19"/>
               </w:rPr>
-              <w:t xml:space="preserve">議事録を作成し、決定記録（{{DOC_PREFIX}}-F-04）に登録する</w:t>
+              <w:t xml:space="preserve">議事録を作成し、決定記録（{{DOC_PREFIX}}-F-15）に登録する</w:t>
             </w:r>
           </w:p>
         </w:tc>
@@ -2262,79 +4107,7 @@
         <w:rPr>
           <w:rFonts w:ascii="Yu Gothic" w:eastAsia="Yu Gothic" w:hAnsi="Yu Gothic"/>
         </w:rPr>
-        <w:t xml:space="preserve">第5条　{{会議体C}}</w:t>
-      </w:r>
-    </w:p>
-    <w:tbl>
-      <w:tblPr>
-        <w:tblW w:type="dxa" w:w="9638"/>
-        <w:tblBorders>
-          <w:top w:val="single" w:color="auto" w:sz="4"/>
-          <w:left w:val="single" w:color="auto" w:sz="4"/>
-          <w:bottom w:val="single" w:color="auto" w:sz="4"/>
-          <w:right w:val="single" w:color="auto" w:sz="4"/>
-          <w:insideH w:val="single" w:color="auto" w:sz="4"/>
-          <w:insideV w:val="single" w:color="auto" w:sz="4"/>
-        </w:tblBorders>
-      </w:tblPr>
-      <w:tblGrid>
-        <w:gridCol w:w="9638"/>
-      </w:tblGrid>
-      <w:tr>
-        <w:tc>
-          <w:tcPr>
-            <w:tcW w:type="dxa" w:w="9638"/>
-            <w:tcBorders>
-              <w:top w:val="single" w:color="5E7391" w:sz="6"/>
-              <w:left w:val="single" w:color="5E7391" w:sz="6"/>
-              <w:bottom w:val="single" w:color="5E7391" w:sz="6"/>
-              <w:right w:val="single" w:color="5E7391" w:sz="6"/>
-            </w:tcBorders>
-            <w:shd w:fill="EAF1F8" w:color="auto" w:val="clear"/>
-            <w:tcMar>
-              <w:top w:type="dxa" w:w="100"/>
-              <w:left w:type="dxa" w:w="140"/>
-              <w:bottom w:type="dxa" w:w="100"/>
-              <w:right w:type="dxa" w:w="140"/>
-            </w:tcMar>
-          </w:tcPr>
-          <w:p>
-            <w:pPr>
-              <w:spacing w:after="0" w:line="300"/>
-            </w:pPr>
-            <w:r>
-              <w:rPr>
-                <w:rFonts w:ascii="Yu Gothic" w:eastAsia="Yu Gothic" w:hAnsi="Yu Gothic"/>
-                <w:b/>
-                <w:bCs/>
-                <w:color w:val="5E7391"/>
-                <w:sz w:val="19"/>
-                <w:szCs w:val="19"/>
-              </w:rPr>
-              <w:t xml:space="preserve">📝 記入ガイド: </w:t>
-            </w:r>
-            <w:r>
-              <w:rPr>
-                <w:rFonts w:ascii="Yu Gothic" w:eastAsia="Yu Gothic" w:hAnsi="Yu Gothic"/>
-                <w:color w:val="333F50"/>
-                <w:sz w:val="19"/>
-                <w:szCs w:val="19"/>
-              </w:rPr>
-              <w:t xml:space="preserve">固定メンバーを置かない会議体（案件ごとに編成するもの）は、「構成員」に任命の方法と任命者を書く。</w:t>
-            </w:r>
-          </w:p>
-        </w:tc>
-      </w:tr>
-    </w:tbl>
-    <w:p>
-      <w:pPr>
-        <w:spacing w:after="120" w:line="320"/>
-      </w:pPr>
-      <w:r>
-        <w:rPr>
-          <w:rFonts w:ascii="Yu Gothic" w:eastAsia="Yu Gothic" w:hAnsi="Yu Gothic"/>
-        </w:rPr>
-        <w:t xml:space="preserve"/>
+        <w:t xml:space="preserve">別表3　{{会議体C}}</w:t>
       </w:r>
     </w:p>
     <w:tbl>
@@ -2843,7 +4616,7 @@
                 <w:sz w:val="19"/>
                 <w:szCs w:val="19"/>
               </w:rPr>
-              <w:t xml:space="preserve">議事録を作成し、決定記録（{{DOC_PREFIX}}-F-04）に登録する</w:t>
+              <w:t xml:space="preserve">議事録を作成し、決定記録（{{DOC_PREFIX}}-F-15）に登録する</w:t>
             </w:r>
           </w:p>
         </w:tc>
@@ -2858,174 +4631,6 @@
           <w:rFonts w:ascii="Yu Gothic" w:eastAsia="Yu Gothic" w:hAnsi="Yu Gothic"/>
         </w:rPr>
         <w:t xml:space="preserve"/>
-      </w:r>
-    </w:p>
-    <w:p>
-      <w:pPr>
-        <w:pStyle w:val="Heading1"/>
-      </w:pPr>
-      <w:r>
-        <w:rPr>
-          <w:rFonts w:ascii="Yu Gothic" w:eastAsia="Yu Gothic" w:hAnsi="Yu Gothic"/>
-        </w:rPr>
-        <w:t xml:space="preserve">第3章　事務局</w:t>
-      </w:r>
-    </w:p>
-    <w:p>
-      <w:pPr>
-        <w:spacing w:after="60" w:before="160"/>
-      </w:pPr>
-      <w:r>
-        <w:rPr>
-          <w:rFonts w:ascii="Yu Gothic" w:eastAsia="Yu Gothic" w:hAnsi="Yu Gothic"/>
-          <w:b/>
-          <w:bCs/>
-        </w:rPr>
-        <w:t xml:space="preserve">第6条（事務局）</w:t>
-      </w:r>
-    </w:p>
-    <w:p>
-      <w:pPr>
-        <w:spacing w:after="60" w:line="320"/>
-        <w:ind w:left="240"/>
-      </w:pPr>
-      <w:r>
-        <w:rPr>
-          <w:rFonts w:ascii="Yu Gothic" w:eastAsia="Yu Gothic" w:hAnsi="Yu Gothic"/>
-        </w:rPr>
-        <w:t xml:space="preserve">1　会議体の事務局は、{{SECRETARIAT}}とする。</w:t>
-      </w:r>
-    </w:p>
-    <w:p>
-      <w:pPr>
-        <w:spacing w:after="60" w:line="320"/>
-        <w:ind w:left="240"/>
-      </w:pPr>
-      <w:r>
-        <w:rPr>
-          <w:rFonts w:ascii="Yu Gothic" w:eastAsia="Yu Gothic" w:hAnsi="Yu Gothic"/>
-        </w:rPr>
-        <w:t xml:space="preserve">2　事務局は、案件の受付、事前チェック、会議の準備と記録、決定の通知を行う。手順は事務局Runbook（{{DOC_PREFIX}}-P-03）に定める。</w:t>
-      </w:r>
-    </w:p>
-    <w:p>
-      <w:pPr>
-        <w:pStyle w:val="Heading1"/>
-      </w:pPr>
-      <w:r>
-        <w:rPr>
-          <w:rFonts w:ascii="Yu Gothic" w:eastAsia="Yu Gothic" w:hAnsi="Yu Gothic"/>
-        </w:rPr>
-        <w:t xml:space="preserve">第4章　利害関係の回避</w:t>
-      </w:r>
-    </w:p>
-    <w:p>
-      <w:pPr>
-        <w:spacing w:after="60" w:before="160"/>
-      </w:pPr>
-      <w:r>
-        <w:rPr>
-          <w:rFonts w:ascii="Yu Gothic" w:eastAsia="Yu Gothic" w:hAnsi="Yu Gothic"/>
-          <w:b/>
-          <w:bCs/>
-        </w:rPr>
-        <w:t xml:space="preserve">第7条（利害関係者の回避）</w:t>
-      </w:r>
-    </w:p>
-    <w:p>
-      <w:pPr>
-        <w:spacing w:after="60" w:line="320"/>
-        <w:ind w:left="240"/>
-      </w:pPr>
-      <w:r>
-        <w:rPr>
-          <w:rFonts w:ascii="Yu Gothic" w:eastAsia="Yu Gothic" w:hAnsi="Yu Gothic"/>
-        </w:rPr>
-        <w:t xml:space="preserve">1　構成員は、自らが起案者である案件、または{{利害関係の定義}}のある案件の決議に加わらない。</w:t>
-      </w:r>
-    </w:p>
-    <w:p>
-      <w:pPr>
-        <w:spacing w:after="60" w:line="320"/>
-        <w:ind w:left="240"/>
-      </w:pPr>
-      <w:r>
-        <w:rPr>
-          <w:rFonts w:ascii="Yu Gothic" w:eastAsia="Yu Gothic" w:hAnsi="Yu Gothic"/>
-        </w:rPr>
-        <w:t xml:space="preserve">2　前項により決議に加われない構成員がいる場合の扱いは、{{ }}とする。</w:t>
-      </w:r>
-    </w:p>
-    <w:p>
-      <w:pPr>
-        <w:pStyle w:val="Heading1"/>
-      </w:pPr>
-      <w:r>
-        <w:rPr>
-          <w:rFonts w:ascii="Yu Gothic" w:eastAsia="Yu Gothic" w:hAnsi="Yu Gothic"/>
-        </w:rPr>
-        <w:t xml:space="preserve">第5章　改廃</w:t>
-      </w:r>
-    </w:p>
-    <w:p>
-      <w:pPr>
-        <w:spacing w:after="60" w:before="160"/>
-      </w:pPr>
-      <w:r>
-        <w:rPr>
-          <w:rFonts w:ascii="Yu Gothic" w:eastAsia="Yu Gothic" w:hAnsi="Yu Gothic"/>
-          <w:b/>
-          <w:bCs/>
-        </w:rPr>
-        <w:t xml:space="preserve">第8条（改廃）</w:t>
-      </w:r>
-    </w:p>
-    <w:p>
-      <w:pPr>
-        <w:spacing w:after="60" w:line="320"/>
-        <w:ind w:left="240"/>
-      </w:pPr>
-      <w:r>
-        <w:rPr>
-          <w:rFonts w:ascii="Yu Gothic" w:eastAsia="Yu Gothic" w:hAnsi="Yu Gothic"/>
-        </w:rPr>
-        <w:t xml:space="preserve">本規程の改廃は、{{POLICY_APPROVER}}の承認を得て行う。</w:t>
-      </w:r>
-    </w:p>
-    <w:p>
-      <w:pPr>
-        <w:pStyle w:val="Heading1"/>
-      </w:pPr>
-      <w:r>
-        <w:rPr>
-          <w:rFonts w:ascii="Yu Gothic" w:eastAsia="Yu Gothic" w:hAnsi="Yu Gothic"/>
-        </w:rPr>
-        <w:t xml:space="preserve">附則</w:t>
-      </w:r>
-    </w:p>
-    <w:p>
-      <w:pPr>
-        <w:spacing w:after="60" w:before="160"/>
-      </w:pPr>
-      <w:r>
-        <w:rPr>
-          <w:rFonts w:ascii="Yu Gothic" w:eastAsia="Yu Gothic" w:hAnsi="Yu Gothic"/>
-          <w:b/>
-          <w:bCs/>
-        </w:rPr>
-        <w:t xml:space="preserve">第9条（施行）</w:t>
-      </w:r>
-    </w:p>
-    <w:p>
-      <w:pPr>
-        <w:spacing w:after="60" w:line="320"/>
-        <w:ind w:left="240"/>
-      </w:pPr>
-      <w:r>
-        <w:rPr>
-          <w:rFonts w:ascii="Yu Gothic" w:eastAsia="Yu Gothic" w:hAnsi="Yu Gothic"/>
-        </w:rPr>
-        <w:t xml:space="preserve">本規程は、{{EFFECTIVE_DATE}}から施行する。</w:t>
       </w:r>
     </w:p>
     <w:p>
@@ -3467,7 +5072,7 @@
         <w:sz w:val="16"/>
         <w:szCs w:val="16"/>
       </w:rPr>
-      <w:t xml:space="preserve">{{DOC_PREFIX}}-R-02　{{GOV_DOMAIN}} 会議体規程</w:t>
+      <w:t xml:space="preserve">{{DOC_PREFIX}}-R-02　{{GOV_DOMAIN}} 憲章</w:t>
     </w:r>
   </w:p>
 </w:hdr>
